--- a/kylePrettyResume.docx
+++ b/kylePrettyResume.docx
@@ -50,7 +50,7 @@
         <w:pStyle w:val="FirstParagraph"/>
       </w:pPr>
       <w:r>
-        <w:t xml:space="preserve">Senior CRM and lifecycle marketing leader with proven success driving revenue through Email, SMS, Push, and In-App strategy. Grew SMS from 19% to 44% of digital sales at Hanna Andersson. Strong in segmentation, automation, loyalty programs, reporting, and cross-functional leadership (3 direct reports).</w:t>
+        <w:t xml:space="preserve">Director-level lifecycle marketing leader with expertise in developing and executing global strategies that drive customer retention, expansion, and measurable business impact through personalized engagement across Email, SMS, Push, and In-App channels. Scaled SMS demand to 26% of total CRM revenue at Hanna Andersson via innovative segmentation and automation, contributing to +8.6% full-year CRM comp. Excel in elevating customer marketing maturity by introducing data-driven frameworks and workflows for insight-driven programs, while fostering cross-functional collaboration with Marketing, Product, and Sales teams to align on growth objectives. Empower high-performing teams of 3 direct reports with a growth mindset, promoting accountability, innovation, and continuous improvement in fast-paced environments. Strong analytical acumen in translating customer data into actionable insights, optimizing for metrics like CVR (+12% Y/Y) and retention to accelerate loyalty and long-term value.</w:t>
       </w:r>
     </w:p>
     <w:bookmarkEnd w:id="21"/>
@@ -68,7 +68,7 @@
         <w:pStyle w:val="FirstParagraph"/>
       </w:pPr>
       <w:r>
-        <w:t xml:space="preserve">CRM Strategy · Email &amp; SMS Marketing · Segmentation · Lifecycle Journeys · Retention · ESP Management · Marketing Automation · Loyalty Programs · A/B Testing · Analytics · Salesforce · Google Analytics</w:t>
+        <w:t xml:space="preserve">Lifecycle Journeys · Retention · CRM Strategy · Marketing Automation · Personalization · Segmentation · Analytics · A/B Testing · Cross-Channel Engagement · Customer Insights · ESP Management · Loyalty Programs · Salesforce · Google Analytics</w:t>
       </w:r>
     </w:p>
     <w:bookmarkEnd w:id="22"/>
@@ -112,6 +112,36 @@
       <w:r>
         <w:t xml:space="preserve">- Build reporting frameworks and KPI dashboards for campaign and channel performance.</w:t>
       </w:r>
+      <w:r>
+        <w:t xml:space="preserve"> </w:t>
+      </w:r>
+      <w:r>
+        <w:t xml:space="preserve">- Translated lifecycle strategy into executional excellence, delivering personalized programs that drove customer impact and business growth.</w:t>
+      </w:r>
+      <w:r>
+        <w:t xml:space="preserve"> </w:t>
+      </w:r>
+      <w:r>
+        <w:t xml:space="preserve">- Elevated customer marketing maturity by implementing new segmentation frameworks and testing roadmaps for scalable, insight-driven engagement.</w:t>
+      </w:r>
+      <w:r>
+        <w:t xml:space="preserve"> </w:t>
+      </w:r>
+      <w:r>
+        <w:t xml:space="preserve">- Drove alignment and collaboration with cross-functional partners including Creative, Site, and Loyalty to embed lifecycle thinking in go-to-market initiatives.</w:t>
+      </w:r>
+      <w:r>
+        <w:t xml:space="preserve"> </w:t>
+      </w:r>
+      <w:r>
+        <w:t xml:space="preserve">- Empowered team with culture of accountability and innovation, coaching on strategic operation and experimentation.</w:t>
+      </w:r>
+      <w:r>
+        <w:t xml:space="preserve"> </w:t>
+      </w:r>
+      <w:r>
+        <w:t xml:space="preserve">- Strengthened data-driven decision making by partnering on analytics to turn engagement data into prioritization insights.</w:t>
+      </w:r>
     </w:p>
     <w:p>
       <w:pPr>
@@ -132,6 +162,36 @@
       <w:r>
         <w:t xml:space="preserve">- Executed cross-channel programs and strengthened ESP performance analytics.</w:t>
       </w:r>
+      <w:r>
+        <w:t xml:space="preserve"> </w:t>
+      </w:r>
+      <w:r>
+        <w:t xml:space="preserve">- Managed day-to-day lifecycle strategy with limited direction, achieving +8.6% CRM comp through personalized engagement.</w:t>
+      </w:r>
+      <w:r>
+        <w:t xml:space="preserve"> </w:t>
+      </w:r>
+      <w:r>
+        <w:t xml:space="preserve">- Drove personalization exceeding 50% demand from non-batch sends and &gt;20% from triggers, enhancing retention.</w:t>
+      </w:r>
+      <w:r>
+        <w:t xml:space="preserve"> </w:t>
+      </w:r>
+      <w:r>
+        <w:t xml:space="preserve">- Gained analytical aptitude to conduct weekly analysis and forecasting, extracting deep insights for program optimization.</w:t>
+      </w:r>
+      <w:r>
+        <w:t xml:space="preserve"> </w:t>
+      </w:r>
+      <w:r>
+        <w:t xml:space="preserve">- Optimized elements for personalized experiences, resulting in +12% CVR through segmentation and content testing.</w:t>
+      </w:r>
+      <w:r>
+        <w:t xml:space="preserve"> </w:t>
+      </w:r>
+      <w:r>
+        <w:t xml:space="preserve">- Navigated ambiguity in tech stack to deliver measurable impact on customer loyalty and expansion.</w:t>
+      </w:r>
     </w:p>
     <w:p>
       <w:pPr>
@@ -146,6 +206,30 @@
       <w:r>
         <w:t xml:space="preserve">- Owned full-funnel email strategy, automation, and testing to improve engagement and retention.</w:t>
       </w:r>
+      <w:r>
+        <w:t xml:space="preserve"> </w:t>
+      </w:r>
+      <w:r>
+        <w:t xml:space="preserve">- Developed lifecycle programs for personalized engagement, driving customer loyalty and growth.</w:t>
+      </w:r>
+      <w:r>
+        <w:t xml:space="preserve"> </w:t>
+      </w:r>
+      <w:r>
+        <w:t xml:space="preserve">- Collaborated cross-functionally to align on retention objectives and data-driven insights.</w:t>
+      </w:r>
+      <w:r>
+        <w:t xml:space="preserve"> </w:t>
+      </w:r>
+      <w:r>
+        <w:t xml:space="preserve">- Empowered team through coaching on experimentation and continuous improvement.</w:t>
+      </w:r>
+      <w:r>
+        <w:t xml:space="preserve"> </w:t>
+      </w:r>
+      <w:r>
+        <w:t xml:space="preserve">- Analyzed data to strengthen decision making, optimizing for retention metrics.</w:t>
+      </w:r>
     </w:p>
     <w:p>
       <w:pPr>
@@ -160,6 +244,30 @@
       <w:r>
         <w:t xml:space="preserve">- Managed campaign calendars, targeting, optimization, and performance analytics.</w:t>
       </w:r>
+      <w:r>
+        <w:t xml:space="preserve"> </w:t>
+      </w:r>
+      <w:r>
+        <w:t xml:space="preserve">- Executed segmentation for personalized journeys, enhancing customer retention.</w:t>
+      </w:r>
+      <w:r>
+        <w:t xml:space="preserve"> </w:t>
+      </w:r>
+      <w:r>
+        <w:t xml:space="preserve">- Drove alignment with stakeholders for cohesive lifecycle strategies.</w:t>
+      </w:r>
+      <w:r>
+        <w:t xml:space="preserve"> </w:t>
+      </w:r>
+      <w:r>
+        <w:t xml:space="preserve">- Introduced frameworks for data-driven program improvements.</w:t>
+      </w:r>
+      <w:r>
+        <w:t xml:space="preserve"> </w:t>
+      </w:r>
+      <w:r>
+        <w:t xml:space="preserve">- Fostered growth mindset in testing and insights generation.</w:t>
+      </w:r>
     </w:p>
     <w:p>
       <w:pPr>
@@ -192,6 +300,36 @@
       <w:r>
         <w:t xml:space="preserve">- Built reporting to evaluate KPIs and campaign performance.</w:t>
       </w:r>
+      <w:r>
+        <w:t xml:space="preserve"> </w:t>
+      </w:r>
+      <w:r>
+        <w:t xml:space="preserve">- Elevated maturity with tools for personalized, scalable engagement.</w:t>
+      </w:r>
+      <w:r>
+        <w:t xml:space="preserve"> </w:t>
+      </w:r>
+      <w:r>
+        <w:t xml:space="preserve">- Collaborated with Sales and Product for aligned growth initiatives.</w:t>
+      </w:r>
+      <w:r>
+        <w:t xml:space="preserve"> </w:t>
+      </w:r>
+      <w:r>
+        <w:t xml:space="preserve">- Translated data into insights for retention and expansion impact.</w:t>
+      </w:r>
+      <w:r>
+        <w:t xml:space="preserve"> </w:t>
+      </w:r>
+      <w:r>
+        <w:t xml:space="preserve">- Balanced strategy and execution in fast-paced environment.</w:t>
+      </w:r>
+      <w:r>
+        <w:t xml:space="preserve"> </w:t>
+      </w:r>
+      <w:r>
+        <w:t xml:space="preserve">- Advocated customer voice through feedback integration.</w:t>
+      </w:r>
     </w:p>
     <w:p>
       <w:pPr>
@@ -212,6 +350,24 @@
       <w:r>
         <w:t xml:space="preserve">- Built email and push performance dashboards and performed conversion analysis.</w:t>
       </w:r>
+      <w:r>
+        <w:t xml:space="preserve"> </w:t>
+      </w:r>
+      <w:r>
+        <w:t xml:space="preserve">- Supported lifecycle automation for improved retention.</w:t>
+      </w:r>
+      <w:r>
+        <w:t xml:space="preserve"> </w:t>
+      </w:r>
+      <w:r>
+        <w:t xml:space="preserve">- Drove data-driven optimizations in ambiguity.</w:t>
+      </w:r>
+      <w:r>
+        <w:t xml:space="preserve"> </w:t>
+      </w:r>
+      <w:r>
+        <w:t xml:space="preserve">- Collaborated on team initiatives for continuous improvement.</w:t>
+      </w:r>
     </w:p>
     <w:p>
       <w:pPr>
@@ -232,6 +388,24 @@
       <w:r>
         <w:t xml:space="preserve">- Led kickoff meetings and aligned project goals across teams.</w:t>
       </w:r>
+      <w:r>
+        <w:t xml:space="preserve"> </w:t>
+      </w:r>
+      <w:r>
+        <w:t xml:space="preserve">- Fostered collaboration for executional excellence.</w:t>
+      </w:r>
+      <w:r>
+        <w:t xml:space="preserve"> </w:t>
+      </w:r>
+      <w:r>
+        <w:t xml:space="preserve">- Introduced frameworks for efficient processes.</w:t>
+      </w:r>
+      <w:r>
+        <w:t xml:space="preserve"> </w:t>
+      </w:r>
+      <w:r>
+        <w:t xml:space="preserve">- Analyzed performance for data-driven decisions.</w:t>
+      </w:r>
     </w:p>
     <w:p>
       <w:pPr>
@@ -258,6 +432,18 @@
       <w:r>
         <w:t xml:space="preserve">- Trained offshore QA teams in call procedures and rapport-building.</w:t>
       </w:r>
+      <w:r>
+        <w:t xml:space="preserve"> </w:t>
+      </w:r>
+      <w:r>
+        <w:t xml:space="preserve">- Ensured data accuracy for customer insights.</w:t>
+      </w:r>
+      <w:r>
+        <w:t xml:space="preserve"> </w:t>
+      </w:r>
+      <w:r>
+        <w:t xml:space="preserve">- Collaborated on process improvements.</w:t>
+      </w:r>
     </w:p>
     <w:p>
       <w:pPr>
@@ -284,6 +470,18 @@
       <w:r>
         <w:t xml:space="preserve">- Supported lead generation campaigns and influencer engagement.</w:t>
       </w:r>
+      <w:r>
+        <w:t xml:space="preserve"> </w:t>
+      </w:r>
+      <w:r>
+        <w:t xml:space="preserve">- Developed segmentation for targeted engagement.</w:t>
+      </w:r>
+      <w:r>
+        <w:t xml:space="preserve"> </w:t>
+      </w:r>
+      <w:r>
+        <w:t xml:space="preserve">- Drove data-driven content optimizations.</w:t>
+      </w:r>
     </w:p>
     <w:p>
       <w:pPr>
@@ -297,6 +495,18 @@
       </w:r>
       <w:r>
         <w:t xml:space="preserve">- Conducted content research and optimized platform data ingestion.</w:t>
+      </w:r>
+      <w:r>
+        <w:t xml:space="preserve"> </w:t>
+      </w:r>
+      <w:r>
+        <w:t xml:space="preserve">- Assisted in lifecycle planning and analysis.</w:t>
+      </w:r>
+      <w:r>
+        <w:t xml:space="preserve"> </w:t>
+      </w:r>
+      <w:r>
+        <w:t xml:space="preserve">- Supported cross-functional collaboration.</w:t>
       </w:r>
     </w:p>
     <w:bookmarkEnd w:id="23"/>
@@ -397,7 +607,11 @@
     </w:p>
     <w:bookmarkEnd w:id="26"/>
     <w:bookmarkEnd w:id="27"/>
-    <w:sectPr/>
+    <w:sectPr>
+      <w:footnotePr>
+        <w:numRestart w:val="eachSect"/>
+      </w:footnotePr>
+    </w:sectPr>
   </w:body>
 </w:document>
 </file>
@@ -675,8 +889,6 @@
     </w:pPr>
     <w:rPr>
       <w:rFonts w:asciiTheme="majorHAnsi" w:cstheme="majorBidi" w:eastAsiaTheme="majorEastAsia" w:hAnsiTheme="majorHAnsi"/>
-      <w:spacing w:val="-10"/>
-      <w:kern w:val="28"/>
       <w:sz w:val="56"/>
       <w:szCs w:val="56"/>
     </w:rPr>
@@ -689,15 +901,13 @@
     <w:rsid w:val="00A10FD9"/>
     <w:rPr>
       <w:rFonts w:asciiTheme="majorHAnsi" w:cstheme="majorBidi" w:eastAsiaTheme="majorEastAsia" w:hAnsiTheme="majorHAnsi"/>
-      <w:spacing w:val="-10"/>
-      <w:kern w:val="28"/>
       <w:sz w:val="56"/>
       <w:szCs w:val="56"/>
     </w:rPr>
   </w:style>
   <w:style w:styleId="Subtitle" w:type="paragraph">
     <w:name w:val="Subtitle"/>
-    <w:basedOn w:val="Normal"/>
+    <w:basedOn w:val="Title"/>
     <w:next w:val="BodyText"/>
     <w:link w:val="SubtitleChar"/>
     <w:uiPriority w:val="11"/>
@@ -708,6 +918,19 @@
         <w:ilvl w:val="1"/>
       </w:numPr>
     </w:pPr>
+    <w:rPr>
+      <w:rFonts w:cstheme="majorBidi" w:eastAsiaTheme="majorEastAsia"/>
+      <w:spacing w:val="15"/>
+      <w:sz w:val="28"/>
+      <w:szCs w:val="28"/>
+    </w:rPr>
+  </w:style>
+  <w:style w:customStyle="1" w:styleId="SubtitleChar" w:type="character">
+    <w:name w:val="Subtitle Char"/>
+    <w:basedOn w:val="DefaultParagraphFont"/>
+    <w:link w:val="Subtitle"/>
+    <w:uiPriority w:val="11"/>
+    <w:rsid w:val="00A10FD9"/>
     <w:rPr>
       <w:rFonts w:cstheme="majorBidi" w:eastAsiaTheme="majorEastAsia"/>
       <w:color w:themeColor="text1" w:themeTint="A6" w:val="595959"/>
@@ -716,39 +939,33 @@
       <w:szCs w:val="28"/>
     </w:rPr>
   </w:style>
-  <w:style w:customStyle="1" w:styleId="SubtitleChar" w:type="character">
-    <w:name w:val="Subtitle Char"/>
-    <w:basedOn w:val="DefaultParagraphFont"/>
-    <w:link w:val="Subtitle"/>
-    <w:uiPriority w:val="11"/>
-    <w:rsid w:val="00A10FD9"/>
-    <w:rPr>
-      <w:rFonts w:cstheme="majorBidi" w:eastAsiaTheme="majorEastAsia"/>
-      <w:color w:themeColor="text1" w:themeTint="A6" w:val="595959"/>
-      <w:spacing w:val="15"/>
-      <w:sz w:val="28"/>
-      <w:szCs w:val="28"/>
-    </w:rPr>
-  </w:style>
   <w:style w:customStyle="1" w:styleId="Author" w:type="paragraph">
     <w:name w:val="Author"/>
+    <w:basedOn w:val="Title"/>
     <w:next w:val="BodyText"/>
     <w:qFormat/>
     <w:pPr>
       <w:keepNext/>
       <w:keepLines/>
-      <w:jc w:val="center"/>
-    </w:pPr>
+    </w:pPr>
+    <w:rPr>
+      <w:sz w:val="24"/>
+      <w:szCs w:val="24"/>
+    </w:rPr>
   </w:style>
   <w:style w:styleId="Date" w:type="paragraph">
     <w:name w:val="Date"/>
+    <w:basedOn w:val="Title"/>
     <w:next w:val="BodyText"/>
     <w:qFormat/>
     <w:pPr>
       <w:keepNext/>
       <w:keepLines/>
-      <w:jc w:val="center"/>
-    </w:pPr>
+    </w:pPr>
+    <w:rPr>
+      <w:sz w:val="24"/>
+      <w:szCs w:val="24"/>
+    </w:rPr>
   </w:style>
   <w:style w:customStyle="1" w:styleId="AbstractTitle" w:type="paragraph">
     <w:name w:val="Abstract Title"/>
@@ -763,7 +980,6 @@
     </w:pPr>
     <w:rPr>
       <w:b/>
-      <w:color w:val="345A8A"/>
       <w:sz w:val="20"/>
       <w:szCs w:val="20"/>
     </w:rPr>
